--- a/downloads/u8/u8-notes.docx
+++ b/downloads/u8/u8-notes.docx
@@ -558,11 +558,11 @@
         <w:tblLook w:firstRow="1" w:lastRow="0" w:firstColumn="0" w:lastColumn="0" w:noHBand="0" w:noVBand="0" w:val="0020"/>
       </w:tblPr>
       <w:tblGrid>
-        <w:gridCol w:w="754"/>
-        <w:gridCol w:w="1005"/>
-        <w:gridCol w:w="2262"/>
-        <w:gridCol w:w="2262"/>
-        <w:gridCol w:w="1634"/>
+        <w:gridCol w:w="1819"/>
+        <w:gridCol w:w="1177"/>
+        <w:gridCol w:w="2996"/>
+        <w:gridCol w:w="1070"/>
+        <w:gridCol w:w="856"/>
       </w:tblGrid>
       <w:tr>
         <w:trPr>
@@ -609,7 +609,7 @@
           <w:p>
             <w:pPr>
               <w:pStyle w:val="Compact"/>
-              <w:jc w:val="left"/>
+              <w:jc w:val="center"/>
             </w:pPr>
             <w:r>
               <w:t xml:space="preserve">Where it appears</w:t>
@@ -667,7 +667,7 @@
           <w:p>
             <w:pPr>
               <w:pStyle w:val="Compact"/>
-              <w:jc w:val="left"/>
+              <w:jc w:val="center"/>
             </w:pPr>
             <w:r>
               <w:t xml:space="preserve">3.1</w:t>
@@ -725,7 +725,7 @@
           <w:p>
             <w:pPr>
               <w:pStyle w:val="Compact"/>
-              <w:jc w:val="left"/>
+              <w:jc w:val="center"/>
             </w:pPr>
             <w:r>
               <w:t xml:space="preserve">3.1</w:t>
@@ -783,7 +783,7 @@
           <w:p>
             <w:pPr>
               <w:pStyle w:val="Compact"/>
-              <w:jc w:val="left"/>
+              <w:jc w:val="center"/>
             </w:pPr>
             <w:r>
               <w:t xml:space="preserve">3.1</w:t>
@@ -841,7 +841,7 @@
           <w:p>
             <w:pPr>
               <w:pStyle w:val="Compact"/>
-              <w:jc w:val="left"/>
+              <w:jc w:val="center"/>
             </w:pPr>
             <w:r>
               <w:t xml:space="preserve">3.1</w:t>
@@ -949,7 +949,7 @@
           <w:p>
             <w:pPr>
               <w:pStyle w:val="Compact"/>
-              <w:jc w:val="left"/>
+              <w:jc w:val="center"/>
             </w:pPr>
             <w:r>
               <w:t xml:space="preserve">3.2</w:t>
@@ -1007,7 +1007,7 @@
           <w:p>
             <w:pPr>
               <w:pStyle w:val="Compact"/>
-              <w:jc w:val="left"/>
+              <w:jc w:val="center"/>
             </w:pPr>
             <w:r>
               <w:t xml:space="preserve">3.2</w:t>
@@ -1065,7 +1065,7 @@
           <w:p>
             <w:pPr>
               <w:pStyle w:val="Compact"/>
-              <w:jc w:val="left"/>
+              <w:jc w:val="center"/>
             </w:pPr>
             <w:r>
               <w:t xml:space="preserve">3.3</w:t>
@@ -1123,7 +1123,7 @@
           <w:p>
             <w:pPr>
               <w:pStyle w:val="Compact"/>
-              <w:jc w:val="left"/>
+              <w:jc w:val="center"/>
             </w:pPr>
             <w:r>
               <w:t xml:space="preserve">3.3</w:t>
@@ -1181,7 +1181,7 @@
           <w:p>
             <w:pPr>
               <w:pStyle w:val="Compact"/>
-              <w:jc w:val="left"/>
+              <w:jc w:val="center"/>
             </w:pPr>
             <w:r>
               <w:t xml:space="preserve">3.3</w:t>
@@ -1239,7 +1239,7 @@
           <w:p>
             <w:pPr>
               <w:pStyle w:val="Compact"/>
-              <w:jc w:val="left"/>
+              <w:jc w:val="center"/>
             </w:pPr>
             <w:r>
               <w:t xml:space="preserve">3.3</w:t>
@@ -1297,7 +1297,7 @@
           <w:p>
             <w:pPr>
               <w:pStyle w:val="Compact"/>
-              <w:jc w:val="left"/>
+              <w:jc w:val="center"/>
             </w:pPr>
             <w:r>
               <w:t xml:space="preserve">3.4</w:t>
@@ -1355,7 +1355,7 @@
           <w:p>
             <w:pPr>
               <w:pStyle w:val="Compact"/>
-              <w:jc w:val="left"/>
+              <w:jc w:val="center"/>
             </w:pPr>
             <w:r>
               <w:t xml:space="preserve">3.4</w:t>
@@ -1413,7 +1413,7 @@
           <w:p>
             <w:pPr>
               <w:pStyle w:val="Compact"/>
-              <w:jc w:val="left"/>
+              <w:jc w:val="center"/>
             </w:pPr>
             <w:r>
               <w:t xml:space="preserve">3.4</w:t>
@@ -1471,7 +1471,7 @@
           <w:p>
             <w:pPr>
               <w:pStyle w:val="Compact"/>
-              <w:jc w:val="left"/>
+              <w:jc w:val="center"/>
             </w:pPr>
             <w:r>
               <w:t xml:space="preserve">3.1</w:t>
@@ -1529,7 +1529,7 @@
           <w:p>
             <w:pPr>
               <w:pStyle w:val="Compact"/>
-              <w:jc w:val="left"/>
+              <w:jc w:val="center"/>
             </w:pPr>
             <w:r>
               <w:t xml:space="preserve">3.3</w:t>
